--- a/website/public/notes/lab-01-windows-process-event-triage.docx
+++ b/website/public/notes/lab-01-windows-process-event-triage.docx
@@ -1075,6 +1075,1224 @@
         </w:r>
       </w:hyperlink>
     </w:p>
+    <w:p>
+      <w:pPr>
+        <w:pageBreakBefore/>
+        <w:spacing w:before="0" w:after="20" w:line="240" w:lineRule="auto"/>
+        <w:jc w:val="right"/>
+      </w:pPr>
+      <w:r>
+        <w:rPr>
+          <w:rFonts w:ascii="Comic Neue" w:hAnsi="Comic Neue" w:eastAsia="Comic Neue"/>
+          <w:b/>
+          <w:i/>
+          <w:color w:val="688097"/>
+          <w:sz w:val="15"/>
+        </w:rPr>
+        <w:t>OPENCYBERPATH FIELD NOTEBOOK - MATCHED EXTERNAL PRACTICE</w:t>
+      </w:r>
+    </w:p>
+    <w:p>
+      <w:pPr>
+        <w:keepNext/>
+        <w:spacing w:before="100" w:after="80" w:line="240" w:lineRule="auto"/>
+      </w:pPr>
+      <w:r>
+        <w:rPr>
+          <w:rFonts w:ascii="Comic Neue" w:hAnsi="Comic Neue" w:eastAsia="Comic Neue"/>
+          <w:b/>
+          <w:i/>
+          <w:color w:val="087F8C"/>
+          <w:sz w:val="34"/>
+        </w:rPr>
+        <w:t>A real lab for these notes</w:t>
+      </w:r>
+    </w:p>
+    <w:p>
+      <w:pPr>
+        <w:spacing w:before="0" w:after="80" w:line="240" w:lineRule="auto"/>
+      </w:pPr>
+      <w:r>
+        <w:rPr>
+          <w:rFonts w:ascii="Comic Neue" w:hAnsi="Comic Neue" w:eastAsia="Comic Neue"/>
+          <w:b w:val="0"/>
+          <w:i w:val="0"/>
+          <w:color w:val="24344D"/>
+          <w:sz w:val="20"/>
+        </w:rPr>
+        <w:t>Topic: Windows Security events, process creation, and safe triage. These pages connect the existing OpenCyberPath notes to specific provider-hosted exercises. The card label is intentionally generic; the exact task name and direct URL are listed here so you can open the right exercise instead of a whole catalogue.</w:t>
+      </w:r>
+    </w:p>
+    <w:p>
+      <w:pPr>
+        <w:keepNext/>
+        <w:spacing w:before="40" w:after="80" w:line="240" w:lineRule="auto"/>
+      </w:pPr>
+      <w:r>
+        <w:rPr>
+          <w:rFonts w:ascii="Comic Neue" w:hAnsi="Comic Neue" w:eastAsia="Comic Neue"/>
+          <w:b/>
+          <w:i/>
+          <w:color w:val="B34778"/>
+          <w:sz w:val="25"/>
+        </w:rPr>
+        <w:t>Concept checkpoints</w:t>
+      </w:r>
+    </w:p>
+    <w:p>
+      <w:pPr>
+        <w:pStyle w:val="ListBullet"/>
+        <w:spacing w:before="0" w:after="40" w:line="240" w:lineRule="auto"/>
+      </w:pPr>
+      <w:r>
+        <w:rPr>
+          <w:rFonts w:ascii="Comic Neue" w:hAnsi="Comic Neue" w:eastAsia="Comic Neue"/>
+          <w:b w:val="0"/>
+          <w:i w:val="0"/>
+          <w:color w:val="283A50"/>
+          <w:sz w:val="19"/>
+        </w:rPr>
+        <w:t>Event ID 4688 describes process creation when the relevant audit policy is configured.</w:t>
+      </w:r>
+    </w:p>
+    <w:p>
+      <w:pPr>
+        <w:pStyle w:val="ListBullet"/>
+        <w:spacing w:before="0" w:after="40" w:line="240" w:lineRule="auto"/>
+      </w:pPr>
+      <w:r>
+        <w:rPr>
+          <w:rFonts w:ascii="Comic Neue" w:hAnsi="Comic Neue" w:eastAsia="Comic Neue"/>
+          <w:b w:val="0"/>
+          <w:i w:val="0"/>
+          <w:color w:val="283A50"/>
+          <w:sz w:val="19"/>
+        </w:rPr>
+        <w:t>Read the process path, user, command line, parent process (if available), host, and timestamp as a group.</w:t>
+      </w:r>
+    </w:p>
+    <w:p>
+      <w:pPr>
+        <w:pStyle w:val="ListBullet"/>
+        <w:spacing w:before="0" w:after="40" w:line="240" w:lineRule="auto"/>
+      </w:pPr>
+      <w:r>
+        <w:rPr>
+          <w:rFonts w:ascii="Comic Neue" w:hAnsi="Comic Neue" w:eastAsia="Comic Neue"/>
+          <w:b w:val="0"/>
+          <w:i w:val="0"/>
+          <w:color w:val="283A50"/>
+          <w:sz w:val="19"/>
+        </w:rPr>
+        <w:t>A command-line indicator is a lead for review, not proof of maliciousness.</w:t>
+      </w:r>
+    </w:p>
+    <w:p>
+      <w:pPr>
+        <w:pStyle w:val="ListBullet"/>
+        <w:spacing w:before="0" w:after="40" w:line="240" w:lineRule="auto"/>
+      </w:pPr>
+      <w:r>
+        <w:rPr>
+          <w:rFonts w:ascii="Comic Neue" w:hAnsi="Comic Neue" w:eastAsia="Comic Neue"/>
+          <w:b w:val="0"/>
+          <w:i w:val="0"/>
+          <w:color w:val="283A50"/>
+          <w:sz w:val="19"/>
+        </w:rPr>
+        <w:t>Use synthetic sample data first; live event-log access may need permission.</w:t>
+      </w:r>
+    </w:p>
+    <w:p>
+      <w:pPr>
+        <w:keepNext/>
+        <w:spacing w:before="0" w:after="0" w:line="240" w:lineRule="auto"/>
+      </w:pPr>
+      <w:r>
+        <w:rPr>
+          <w:rFonts w:ascii="Comic Neue" w:hAnsi="Comic Neue" w:eastAsia="Comic Neue"/>
+          <w:b/>
+          <w:i w:val="0"/>
+          <w:color w:val="213A58"/>
+          <w:sz w:val="20"/>
+        </w:rPr>
+        <w:t xml:space="preserve">Windows Event Logs  </w:t>
+      </w:r>
+      <w:r>
+        <w:rPr>
+          <w:rFonts w:ascii="Comic Neue" w:hAnsi="Comic Neue" w:eastAsia="Comic Neue"/>
+          <w:b w:val="0"/>
+          <w:i/>
+          <w:color w:val="007B89"/>
+          <w:sz w:val="17"/>
+        </w:rPr>
+        <w:t>[TryHackMe]</w:t>
+      </w:r>
+    </w:p>
+    <w:p>
+      <w:pPr>
+        <w:spacing w:before="0" w:after="20" w:line="240" w:lineRule="auto"/>
+      </w:pPr>
+      <w:hyperlink r:id="rId13">
+        <w:r>
+          <w:rPr>
+            <w:color w:val="1465A8"/>
+            <w:u w:val="single"/>
+            <w:rFonts w:ascii="DejaVu Sans Mono" w:hAnsi="DejaVu Sans Mono" w:eastAsia="DejaVu Sans Mono"/>
+            <w:sz w:val="15"/>
+          </w:rPr>
+          <w:t>https://tryhackme.com/room/windowseventlogs</w:t>
+        </w:r>
+      </w:hyperlink>
+    </w:p>
+    <w:p>
+      <w:pPr>
+        <w:spacing w:before="0" w:after="60" w:line="240" w:lineRule="auto"/>
+      </w:pPr>
+      <w:r>
+        <w:rPr>
+          <w:rFonts w:ascii="Comic Neue" w:hAnsi="Comic Neue" w:eastAsia="Comic Neue"/>
+          <w:b w:val="0"/>
+          <w:i/>
+          <w:color w:val="5E6D7E"/>
+          <w:sz w:val="17"/>
+        </w:rPr>
+        <w:t>Access note: Account required; the provider page currently marks substantial tasks as paid-tier. Check access before relying on it. A deployable lab machine is described on the page.</w:t>
+      </w:r>
+    </w:p>
+    <w:p>
+      <w:pPr>
+        <w:keepNext/>
+        <w:spacing w:before="0" w:after="0" w:line="240" w:lineRule="auto"/>
+      </w:pPr>
+      <w:r>
+        <w:rPr>
+          <w:rFonts w:ascii="Comic Neue" w:hAnsi="Comic Neue" w:eastAsia="Comic Neue"/>
+          <w:b/>
+          <w:i w:val="0"/>
+          <w:color w:val="213A58"/>
+          <w:sz w:val="20"/>
+        </w:rPr>
+        <w:t xml:space="preserve">Windows Logging for SOC  </w:t>
+      </w:r>
+      <w:r>
+        <w:rPr>
+          <w:rFonts w:ascii="Comic Neue" w:hAnsi="Comic Neue" w:eastAsia="Comic Neue"/>
+          <w:b w:val="0"/>
+          <w:i/>
+          <w:color w:val="007B89"/>
+          <w:sz w:val="17"/>
+        </w:rPr>
+        <w:t>[TryHackMe]</w:t>
+      </w:r>
+    </w:p>
+    <w:p>
+      <w:pPr>
+        <w:spacing w:before="0" w:after="20" w:line="240" w:lineRule="auto"/>
+      </w:pPr>
+      <w:hyperlink r:id="rId14">
+        <w:r>
+          <w:rPr>
+            <w:color w:val="1465A8"/>
+            <w:u w:val="single"/>
+            <w:rFonts w:ascii="DejaVu Sans Mono" w:hAnsi="DejaVu Sans Mono" w:eastAsia="DejaVu Sans Mono"/>
+            <w:sz w:val="15"/>
+          </w:rPr>
+          <w:t>https://tryhackme.com/room/windowsloggingforsoc</w:t>
+        </w:r>
+      </w:hyperlink>
+    </w:p>
+    <w:p>
+      <w:pPr>
+        <w:spacing w:before="0" w:after="60" w:line="240" w:lineRule="auto"/>
+      </w:pPr>
+      <w:r>
+        <w:rPr>
+          <w:rFonts w:ascii="Comic Neue" w:hAnsi="Comic Neue" w:eastAsia="Comic Neue"/>
+          <w:b w:val="0"/>
+          <w:i/>
+          <w:color w:val="5E6D7E"/>
+          <w:sz w:val="17"/>
+        </w:rPr>
+        <w:t>Access note: Account required; provider entitlements can change. The room focuses on Windows logs, Sysmon, process events, and authentication examples.</w:t>
+      </w:r>
+    </w:p>
+    <w:tbl>
+      <w:tblPr>
+        <w:tblW w:type="auto" w:w="0"/>
+        <w:jc w:val="center"/>
+        <w:tblLayout w:type="autofit"/>
+        <w:tblLook w:firstColumn="1" w:firstRow="1" w:lastColumn="0" w:lastRow="0" w:noHBand="0" w:noVBand="1" w:val="04A0"/>
+      </w:tblPr>
+      <w:tblGrid>
+        <w:gridCol w:w="10080"/>
+      </w:tblGrid>
+      <w:tr>
+        <w:tc>
+          <w:tcPr>
+            <w:tcW w:type="dxa" w:w="10080"/>
+            <w:shd w:fill="DDF4F2"/>
+            <w:tcMar>
+              <w:top w:w="90" w:type="dxa"/>
+              <w:start w:w="150" w:type="dxa"/>
+              <w:bottom w:w="90" w:type="dxa"/>
+              <w:end w:w="150" w:type="dxa"/>
+            </w:tcMar>
+          </w:tcPr>
+          <w:p>
+            <w:pPr>
+              <w:spacing w:before="0" w:after="0" w:line="240" w:lineRule="auto"/>
+            </w:pPr>
+            <w:r>
+              <w:rPr>
+                <w:rFonts w:ascii="Comic Neue" w:hAnsi="Comic Neue" w:eastAsia="Comic Neue"/>
+                <w:b/>
+                <w:i/>
+                <w:color w:val="087F8C"/>
+                <w:sz w:val="18"/>
+              </w:rPr>
+              <w:t xml:space="preserve">ACCESS CHECK  </w:t>
+            </w:r>
+            <w:r>
+              <w:rPr>
+                <w:rFonts w:ascii="Comic Neue" w:hAnsi="Comic Neue" w:eastAsia="Comic Neue"/>
+                <w:b w:val="0"/>
+                <w:i w:val="0"/>
+                <w:color w:val="2F3E50"/>
+                <w:sz w:val="18"/>
+              </w:rPr>
+              <w:t>Open the exact task page and verify the current login, account tier, VM launch button, free/paid terms, and any cost notes before starting. A provider may change availability or retire a challenge.</w:t>
+            </w:r>
+          </w:p>
+        </w:tc>
+      </w:tr>
+    </w:tbl>
+    <w:p>
+      <w:pPr>
+        <w:spacing w:after="0"/>
+      </w:pPr>
+    </w:p>
+    <w:p>
+      <w:pPr>
+        <w:keepNext/>
+        <w:spacing w:before="40" w:after="80" w:line="240" w:lineRule="auto"/>
+      </w:pPr>
+      <w:r>
+        <w:rPr>
+          <w:rFonts w:ascii="Comic Neue" w:hAnsi="Comic Neue" w:eastAsia="Comic Neue"/>
+          <w:b/>
+          <w:i/>
+          <w:color w:val="B34778"/>
+          <w:sz w:val="25"/>
+        </w:rPr>
+        <w:t>Before you click Start</w:t>
+      </w:r>
+    </w:p>
+    <w:p>
+      <w:pPr>
+        <w:pStyle w:val="ListBullet"/>
+        <w:spacing w:before="0" w:after="40" w:line="240" w:lineRule="auto"/>
+      </w:pPr>
+      <w:r>
+        <w:rPr>
+          <w:rFonts w:ascii="Comic Neue" w:hAnsi="Comic Neue" w:eastAsia="Comic Neue"/>
+          <w:b w:val="0"/>
+          <w:i w:val="0"/>
+          <w:color w:val="283A50"/>
+          <w:sz w:val="19"/>
+        </w:rPr>
+        <w:t>Write down the provider’s target/scope and use only the instance it creates for you.</w:t>
+      </w:r>
+    </w:p>
+    <w:p>
+      <w:pPr>
+        <w:pStyle w:val="ListBullet"/>
+        <w:spacing w:before="0" w:after="40" w:line="240" w:lineRule="auto"/>
+      </w:pPr>
+      <w:r>
+        <w:rPr>
+          <w:rFonts w:ascii="Comic Neue" w:hAnsi="Comic Neue" w:eastAsia="Comic Neue"/>
+          <w:b w:val="0"/>
+          <w:i w:val="0"/>
+          <w:color w:val="283A50"/>
+          <w:sz w:val="19"/>
+        </w:rPr>
+        <w:t>Keep this notebook beside the exercise. Use its original course data before trying commands on a local machine.</w:t>
+      </w:r>
+    </w:p>
+    <w:p>
+      <w:pPr>
+        <w:pStyle w:val="ListBullet"/>
+        <w:spacing w:before="0" w:after="40" w:line="240" w:lineRule="auto"/>
+      </w:pPr>
+      <w:r>
+        <w:rPr>
+          <w:rFonts w:ascii="Comic Neue" w:hAnsi="Comic Neue" w:eastAsia="Comic Neue"/>
+          <w:b w:val="0"/>
+          <w:i w:val="0"/>
+          <w:color w:val="283A50"/>
+          <w:sz w:val="19"/>
+        </w:rPr>
+        <w:t>Capture timestamps, filenames, row/packet IDs, and a short explanation; redact credentials, tokens, and personal data.</w:t>
+      </w:r>
+    </w:p>
+    <w:p>
+      <w:pPr>
+        <w:pStyle w:val="ListBullet"/>
+        <w:spacing w:before="0" w:after="40" w:line="240" w:lineRule="auto"/>
+      </w:pPr>
+      <w:r>
+        <w:rPr>
+          <w:rFonts w:ascii="Comic Neue" w:hAnsi="Comic Neue" w:eastAsia="Comic Neue"/>
+          <w:b w:val="0"/>
+          <w:i w:val="0"/>
+          <w:color w:val="283A50"/>
+          <w:sz w:val="19"/>
+        </w:rPr>
+        <w:t>If a page says retired, premium, or downloadable-only, use the alternative listed in the access note or return to the matching interactive lab above.</w:t>
+      </w:r>
+    </w:p>
+    <w:p>
+      <w:pPr>
+        <w:pageBreakBefore/>
+        <w:spacing w:before="0" w:after="20" w:line="240" w:lineRule="auto"/>
+        <w:jc w:val="right"/>
+      </w:pPr>
+      <w:r>
+        <w:rPr>
+          <w:rFonts w:ascii="Comic Neue" w:hAnsi="Comic Neue" w:eastAsia="Comic Neue"/>
+          <w:b/>
+          <w:i/>
+          <w:color w:val="688097"/>
+          <w:sz w:val="15"/>
+        </w:rPr>
+        <w:t>COMMAND NOTEBOOK - COPY ONE LINE AT A TIME</w:t>
+      </w:r>
+    </w:p>
+    <w:p>
+      <w:pPr>
+        <w:keepNext/>
+        <w:spacing w:before="100" w:after="80" w:line="240" w:lineRule="auto"/>
+      </w:pPr>
+      <w:r>
+        <w:rPr>
+          <w:rFonts w:ascii="Comic Neue" w:hAnsi="Comic Neue" w:eastAsia="Comic Neue"/>
+          <w:b/>
+          <w:i/>
+          <w:color w:val="087F8C"/>
+          <w:sz w:val="34"/>
+        </w:rPr>
+        <w:t>Commands you can explain</w:t>
+      </w:r>
+    </w:p>
+    <w:p>
+      <w:pPr>
+        <w:spacing w:before="0" w:after="80" w:line="240" w:lineRule="auto"/>
+      </w:pPr>
+      <w:r>
+        <w:rPr>
+          <w:rFonts w:ascii="Comic Neue" w:hAnsi="Comic Neue" w:eastAsia="Comic Neue"/>
+          <w:b/>
+          <w:i w:val="0"/>
+          <w:color w:val="8B4E24"/>
+          <w:sz w:val="19"/>
+        </w:rPr>
+        <w:t>Only inspect logs on your own device or an explicitly assigned lab VM. These commands are read-only and do not change audit policy.</w:t>
+      </w:r>
+    </w:p>
+    <w:p>
+      <w:pPr>
+        <w:spacing w:before="0" w:after="100" w:line="240" w:lineRule="auto"/>
+      </w:pPr>
+      <w:r>
+        <w:rPr>
+          <w:rFonts w:ascii="Comic Neue" w:hAnsi="Comic Neue" w:eastAsia="Comic Neue"/>
+          <w:b w:val="0"/>
+          <w:i/>
+          <w:color w:val="5A6C7E"/>
+          <w:sz w:val="18"/>
+        </w:rPr>
+        <w:t>First download the matching sample file(s) from the existing card when a command names one. Keep the data in a practice folder and never execute strings stored in evidence.</w:t>
+      </w:r>
+    </w:p>
+    <w:p>
+      <w:pPr>
+        <w:keepNext/>
+        <w:spacing w:before="60" w:after="0" w:line="240" w:lineRule="auto"/>
+      </w:pPr>
+      <w:r>
+        <w:rPr>
+          <w:rFonts w:ascii="Comic Neue" w:hAnsi="Comic Neue" w:eastAsia="Comic Neue"/>
+          <w:b/>
+          <w:i w:val="0"/>
+          <w:color w:val="007B89"/>
+          <w:sz w:val="16"/>
+        </w:rPr>
+        <w:t xml:space="preserve">POWERSHELL / SAMPLE JSON  </w:t>
+      </w:r>
+    </w:p>
+    <w:tbl>
+      <w:tblPr>
+        <w:tblW w:type="auto" w:w="0"/>
+        <w:jc w:val="center"/>
+        <w:tblLook w:firstColumn="1" w:firstRow="1" w:lastColumn="0" w:lastRow="0" w:noHBand="0" w:noVBand="1" w:val="04A0"/>
+      </w:tblPr>
+      <w:tblGrid>
+        <w:gridCol w:w="10080"/>
+      </w:tblGrid>
+      <w:tr>
+        <w:tc>
+          <w:tcPr>
+            <w:tcW w:type="dxa" w:w="10080"/>
+            <w:shd w:fill="EEF5FA"/>
+            <w:tcMar>
+              <w:top w:w="55" w:type="dxa"/>
+              <w:start w:w="110" w:type="dxa"/>
+              <w:bottom w:w="55" w:type="dxa"/>
+              <w:end w:w="110" w:type="dxa"/>
+            </w:tcMar>
+          </w:tcPr>
+          <w:p>
+            <w:pPr>
+              <w:spacing w:before="0" w:after="0" w:line="240" w:lineRule="auto"/>
+            </w:pPr>
+            <w:r>
+              <w:rPr>
+                <w:rFonts w:ascii="DejaVu Sans Mono" w:hAnsi="DejaVu Sans Mono" w:eastAsia="DejaVu Sans Mono"/>
+                <w:b w:val="0"/>
+                <w:i w:val="0"/>
+                <w:color w:val="172E45"/>
+                <w:sz w:val="16"/>
+              </w:rPr>
+              <w:t>Get-Content .\windows-process-creation-samples.json -Raw | ConvertFrom-Json | Format-Table event_id,windows_event_id,host,user,process,activity_label -AutoSize</w:t>
+            </w:r>
+          </w:p>
+        </w:tc>
+      </w:tr>
+    </w:tbl>
+    <w:p>
+      <w:pPr>
+        <w:spacing w:before="0" w:after="60" w:line="240" w:lineRule="auto"/>
+      </w:pPr>
+      <w:r>
+        <w:rPr>
+          <w:rFonts w:ascii="Comic Neue" w:hAnsi="Comic Neue" w:eastAsia="Comic Neue"/>
+          <w:b w:val="0"/>
+          <w:i/>
+          <w:color w:val="5D6E80"/>
+          <w:sz w:val="17"/>
+        </w:rPr>
+        <w:t>Read the bundled training fixture. Download the sample JSON beside the command before running it.</w:t>
+      </w:r>
+    </w:p>
+    <w:p>
+      <w:pPr>
+        <w:keepNext/>
+        <w:spacing w:before="60" w:after="0" w:line="240" w:lineRule="auto"/>
+      </w:pPr>
+      <w:r>
+        <w:rPr>
+          <w:rFonts w:ascii="Comic Neue" w:hAnsi="Comic Neue" w:eastAsia="Comic Neue"/>
+          <w:b/>
+          <w:i w:val="0"/>
+          <w:color w:val="007B89"/>
+          <w:sz w:val="16"/>
+        </w:rPr>
+        <w:t xml:space="preserve">POWERSHELL / LIVE LOCAL LOG  </w:t>
+      </w:r>
+    </w:p>
+    <w:tbl>
+      <w:tblPr>
+        <w:tblW w:type="auto" w:w="0"/>
+        <w:jc w:val="center"/>
+        <w:tblLook w:firstColumn="1" w:firstRow="1" w:lastColumn="0" w:lastRow="0" w:noHBand="0" w:noVBand="1" w:val="04A0"/>
+      </w:tblPr>
+      <w:tblGrid>
+        <w:gridCol w:w="10080"/>
+      </w:tblGrid>
+      <w:tr>
+        <w:tc>
+          <w:tcPr>
+            <w:tcW w:type="dxa" w:w="10080"/>
+            <w:shd w:fill="EEF5FA"/>
+            <w:tcMar>
+              <w:top w:w="55" w:type="dxa"/>
+              <w:start w:w="110" w:type="dxa"/>
+              <w:bottom w:w="55" w:type="dxa"/>
+              <w:end w:w="110" w:type="dxa"/>
+            </w:tcMar>
+          </w:tcPr>
+          <w:p>
+            <w:pPr>
+              <w:spacing w:before="0" w:after="0" w:line="240" w:lineRule="auto"/>
+            </w:pPr>
+            <w:r>
+              <w:rPr>
+                <w:rFonts w:ascii="DejaVu Sans Mono" w:hAnsi="DejaVu Sans Mono" w:eastAsia="DejaVu Sans Mono"/>
+                <w:b w:val="0"/>
+                <w:i w:val="0"/>
+                <w:color w:val="172E45"/>
+                <w:sz w:val="16"/>
+              </w:rPr>
+              <w:t>Get-WinEvent -FilterHashtable @{LogName='Security'; Id=4688} -MaxEvents 20 | Select-Object TimeCreated,Id,ProviderName,Message</w:t>
+            </w:r>
+          </w:p>
+        </w:tc>
+      </w:tr>
+    </w:tbl>
+    <w:p>
+      <w:pPr>
+        <w:spacing w:before="0" w:after="60" w:line="240" w:lineRule="auto"/>
+      </w:pPr>
+      <w:r>
+        <w:rPr>
+          <w:rFonts w:ascii="Comic Neue" w:hAnsi="Comic Neue" w:eastAsia="Comic Neue"/>
+          <w:b w:val="0"/>
+          <w:i/>
+          <w:color w:val="5D6E80"/>
+          <w:sz w:val="17"/>
+        </w:rPr>
+        <w:t>Read-only query of the current computer’s Security log. It can return access denied or no events if auditing is not configured; use the sample JSON instead.</w:t>
+      </w:r>
+    </w:p>
+    <w:p>
+      <w:pPr>
+        <w:keepNext/>
+        <w:spacing w:before="60" w:after="0" w:line="240" w:lineRule="auto"/>
+      </w:pPr>
+      <w:r>
+        <w:rPr>
+          <w:rFonts w:ascii="Comic Neue" w:hAnsi="Comic Neue" w:eastAsia="Comic Neue"/>
+          <w:b/>
+          <w:i w:val="0"/>
+          <w:color w:val="007B89"/>
+          <w:sz w:val="16"/>
+        </w:rPr>
+        <w:t xml:space="preserve">POWERSHELL / FAILED LOGONS  </w:t>
+      </w:r>
+    </w:p>
+    <w:tbl>
+      <w:tblPr>
+        <w:tblW w:type="auto" w:w="0"/>
+        <w:jc w:val="center"/>
+        <w:tblLook w:firstColumn="1" w:firstRow="1" w:lastColumn="0" w:lastRow="0" w:noHBand="0" w:noVBand="1" w:val="04A0"/>
+      </w:tblPr>
+      <w:tblGrid>
+        <w:gridCol w:w="10080"/>
+      </w:tblGrid>
+      <w:tr>
+        <w:tc>
+          <w:tcPr>
+            <w:tcW w:type="dxa" w:w="10080"/>
+            <w:shd w:fill="EEF5FA"/>
+            <w:tcMar>
+              <w:top w:w="55" w:type="dxa"/>
+              <w:start w:w="110" w:type="dxa"/>
+              <w:bottom w:w="55" w:type="dxa"/>
+              <w:end w:w="110" w:type="dxa"/>
+            </w:tcMar>
+          </w:tcPr>
+          <w:p>
+            <w:pPr>
+              <w:spacing w:before="0" w:after="0" w:line="240" w:lineRule="auto"/>
+            </w:pPr>
+            <w:r>
+              <w:rPr>
+                <w:rFonts w:ascii="DejaVu Sans Mono" w:hAnsi="DejaVu Sans Mono" w:eastAsia="DejaVu Sans Mono"/>
+                <w:b w:val="0"/>
+                <w:i w:val="0"/>
+                <w:color w:val="172E45"/>
+                <w:sz w:val="16"/>
+              </w:rPr>
+              <w:t>Get-WinEvent -FilterHashtable @{LogName='Security'; Id=4625} -MaxEvents 20 | Select-Object TimeCreated,Id,Message</w:t>
+            </w:r>
+          </w:p>
+        </w:tc>
+      </w:tr>
+    </w:tbl>
+    <w:p>
+      <w:pPr>
+        <w:spacing w:before="0" w:after="60" w:line="240" w:lineRule="auto"/>
+      </w:pPr>
+      <w:r>
+        <w:rPr>
+          <w:rFonts w:ascii="Comic Neue" w:hAnsi="Comic Neue" w:eastAsia="Comic Neue"/>
+          <w:b w:val="0"/>
+          <w:i/>
+          <w:color w:val="5D6E80"/>
+          <w:sz w:val="17"/>
+        </w:rPr>
+        <w:t>Review a small number of failed-logon events on a device you are authorised to inspect.</w:t>
+      </w:r>
+    </w:p>
+    <w:p>
+      <w:pPr>
+        <w:keepNext/>
+        <w:spacing w:before="60" w:after="0" w:line="240" w:lineRule="auto"/>
+      </w:pPr>
+      <w:r>
+        <w:rPr>
+          <w:rFonts w:ascii="Comic Neue" w:hAnsi="Comic Neue" w:eastAsia="Comic Neue"/>
+          <w:b/>
+          <w:i w:val="0"/>
+          <w:color w:val="007B89"/>
+          <w:sz w:val="16"/>
+        </w:rPr>
+        <w:t xml:space="preserve">COMMAND PROMPT  </w:t>
+      </w:r>
+    </w:p>
+    <w:tbl>
+      <w:tblPr>
+        <w:tblW w:type="auto" w:w="0"/>
+        <w:jc w:val="center"/>
+        <w:tblLook w:firstColumn="1" w:firstRow="1" w:lastColumn="0" w:lastRow="0" w:noHBand="0" w:noVBand="1" w:val="04A0"/>
+      </w:tblPr>
+      <w:tblGrid>
+        <w:gridCol w:w="10080"/>
+      </w:tblGrid>
+      <w:tr>
+        <w:tc>
+          <w:tcPr>
+            <w:tcW w:type="dxa" w:w="10080"/>
+            <w:shd w:fill="EEF5FA"/>
+            <w:tcMar>
+              <w:top w:w="55" w:type="dxa"/>
+              <w:start w:w="110" w:type="dxa"/>
+              <w:bottom w:w="55" w:type="dxa"/>
+              <w:end w:w="110" w:type="dxa"/>
+            </w:tcMar>
+          </w:tcPr>
+          <w:p>
+            <w:pPr>
+              <w:spacing w:before="0" w:after="0" w:line="240" w:lineRule="auto"/>
+            </w:pPr>
+            <w:r>
+              <w:rPr>
+                <w:rFonts w:ascii="DejaVu Sans Mono" w:hAnsi="DejaVu Sans Mono" w:eastAsia="DejaVu Sans Mono"/>
+                <w:b w:val="0"/>
+                <w:i w:val="0"/>
+                <w:color w:val="172E45"/>
+                <w:sz w:val="16"/>
+              </w:rPr>
+              <w:t>wevtutil qe Security /q:"*[System[(EventID=4688)]]" /c:10 /f:text</w:t>
+            </w:r>
+          </w:p>
+        </w:tc>
+      </w:tr>
+    </w:tbl>
+    <w:p>
+      <w:pPr>
+        <w:spacing w:before="0" w:after="60" w:line="240" w:lineRule="auto"/>
+      </w:pPr>
+      <w:r>
+        <w:rPr>
+          <w:rFonts w:ascii="Comic Neue" w:hAnsi="Comic Neue" w:eastAsia="Comic Neue"/>
+          <w:b w:val="0"/>
+          <w:i/>
+          <w:color w:val="5D6E80"/>
+          <w:sz w:val="17"/>
+        </w:rPr>
+        <w:t>Read up to ten process-creation records on an authorised Windows machine. Access and audit configuration may limit output.</w:t>
+      </w:r>
+    </w:p>
+    <w:p>
+      <w:pPr>
+        <w:keepNext/>
+        <w:spacing w:before="60" w:after="0" w:line="240" w:lineRule="auto"/>
+      </w:pPr>
+      <w:r>
+        <w:rPr>
+          <w:rFonts w:ascii="Comic Neue" w:hAnsi="Comic Neue" w:eastAsia="Comic Neue"/>
+          <w:b/>
+          <w:i w:val="0"/>
+          <w:color w:val="007B89"/>
+          <w:sz w:val="16"/>
+        </w:rPr>
+        <w:t xml:space="preserve">POWERSHELL / VERIFY A DOWNLOADED SAMPLE  </w:t>
+      </w:r>
+    </w:p>
+    <w:tbl>
+      <w:tblPr>
+        <w:tblW w:type="auto" w:w="0"/>
+        <w:jc w:val="center"/>
+        <w:tblLook w:firstColumn="1" w:firstRow="1" w:lastColumn="0" w:lastRow="0" w:noHBand="0" w:noVBand="1" w:val="04A0"/>
+      </w:tblPr>
+      <w:tblGrid>
+        <w:gridCol w:w="10080"/>
+      </w:tblGrid>
+      <w:tr>
+        <w:tc>
+          <w:tcPr>
+            <w:tcW w:type="dxa" w:w="10080"/>
+            <w:shd w:fill="EEF5FA"/>
+            <w:tcMar>
+              <w:top w:w="55" w:type="dxa"/>
+              <w:start w:w="110" w:type="dxa"/>
+              <w:bottom w:w="55" w:type="dxa"/>
+              <w:end w:w="110" w:type="dxa"/>
+            </w:tcMar>
+          </w:tcPr>
+          <w:p>
+            <w:pPr>
+              <w:spacing w:before="0" w:after="0" w:line="240" w:lineRule="auto"/>
+            </w:pPr>
+            <w:r>
+              <w:rPr>
+                <w:rFonts w:ascii="DejaVu Sans Mono" w:hAnsi="DejaVu Sans Mono" w:eastAsia="DejaVu Sans Mono"/>
+                <w:b w:val="0"/>
+                <w:i w:val="0"/>
+                <w:color w:val="172E45"/>
+                <w:sz w:val="16"/>
+              </w:rPr>
+              <w:t>Get-FileHash .\windows-process-creation-samples.json -Algorithm SHA256</w:t>
+            </w:r>
+          </w:p>
+        </w:tc>
+      </w:tr>
+    </w:tbl>
+    <w:p>
+      <w:pPr>
+        <w:spacing w:before="0" w:after="60" w:line="240" w:lineRule="auto"/>
+      </w:pPr>
+      <w:r>
+        <w:rPr>
+          <w:rFonts w:ascii="Comic Neue" w:hAnsi="Comic Neue" w:eastAsia="Comic Neue"/>
+          <w:b w:val="0"/>
+          <w:i/>
+          <w:color w:val="5D6E80"/>
+          <w:sz w:val="17"/>
+        </w:rPr>
+        <w:t>Record a file hash when preserving the exact sample used for the exercise.</w:t>
+      </w:r>
+    </w:p>
+    <w:tbl>
+      <w:tblPr>
+        <w:tblW w:type="auto" w:w="0"/>
+        <w:jc w:val="center"/>
+        <w:tblLayout w:type="autofit"/>
+        <w:tblLook w:firstColumn="1" w:firstRow="1" w:lastColumn="0" w:lastRow="0" w:noHBand="0" w:noVBand="1" w:val="04A0"/>
+      </w:tblPr>
+      <w:tblGrid>
+        <w:gridCol w:w="10080"/>
+      </w:tblGrid>
+      <w:tr>
+        <w:tc>
+          <w:tcPr>
+            <w:tcW w:type="dxa" w:w="10080"/>
+            <w:shd w:fill="E4F0FF"/>
+            <w:tcMar>
+              <w:top w:w="90" w:type="dxa"/>
+              <w:start w:w="150" w:type="dxa"/>
+              <w:bottom w:w="90" w:type="dxa"/>
+              <w:end w:w="150" w:type="dxa"/>
+            </w:tcMar>
+          </w:tcPr>
+          <w:p>
+            <w:pPr>
+              <w:spacing w:before="0" w:after="0" w:line="240" w:lineRule="auto"/>
+            </w:pPr>
+            <w:r>
+              <w:rPr>
+                <w:rFonts w:ascii="Comic Neue" w:hAnsi="Comic Neue" w:eastAsia="Comic Neue"/>
+                <w:b/>
+                <w:i/>
+                <w:color w:val="275D9B"/>
+                <w:sz w:val="18"/>
+              </w:rPr>
+              <w:t xml:space="preserve">COMMAND HABIT  </w:t>
+            </w:r>
+            <w:r>
+              <w:rPr>
+                <w:rFonts w:ascii="Comic Neue" w:hAnsi="Comic Neue" w:eastAsia="Comic Neue"/>
+                <w:b w:val="0"/>
+                <w:i w:val="0"/>
+                <w:color w:val="2F3E50"/>
+                <w:sz w:val="18"/>
+              </w:rPr>
+              <w:t>Check the current working directory, shell, target, and expected effect before pressing Enter. Save the exact command and the output that mattered.</w:t>
+            </w:r>
+          </w:p>
+        </w:tc>
+      </w:tr>
+    </w:tbl>
+    <w:p>
+      <w:pPr>
+        <w:spacing w:after="0"/>
+      </w:pPr>
+    </w:p>
+    <w:p>
+      <w:pPr>
+        <w:pageBreakBefore/>
+        <w:spacing w:before="0" w:after="20" w:line="240" w:lineRule="auto"/>
+        <w:jc w:val="right"/>
+      </w:pPr>
+      <w:r>
+        <w:rPr>
+          <w:rFonts w:ascii="Comic Neue" w:hAnsi="Comic Neue" w:eastAsia="Comic Neue"/>
+          <w:b/>
+          <w:i/>
+          <w:color w:val="688097"/>
+          <w:sz w:val="15"/>
+        </w:rPr>
+        <w:t>RUN THE EXERCISE - RECORD WHAT THE EVIDENCE REALLY SHOWS</w:t>
+      </w:r>
+    </w:p>
+    <w:p>
+      <w:pPr>
+        <w:keepNext/>
+        <w:spacing w:before="100" w:after="80" w:line="240" w:lineRule="auto"/>
+      </w:pPr>
+      <w:r>
+        <w:rPr>
+          <w:rFonts w:ascii="Comic Neue" w:hAnsi="Comic Neue" w:eastAsia="Comic Neue"/>
+          <w:b/>
+          <w:i/>
+          <w:color w:val="087F8C"/>
+          <w:sz w:val="34"/>
+        </w:rPr>
+        <w:t>Guided lab run</w:t>
+      </w:r>
+    </w:p>
+    <w:p>
+      <w:pPr>
+        <w:pStyle w:val="ListBullet"/>
+        <w:spacing w:before="0" w:after="40" w:line="240" w:lineRule="auto"/>
+      </w:pPr>
+      <w:r>
+        <w:rPr>
+          <w:rFonts w:ascii="Comic Neue" w:hAnsi="Comic Neue" w:eastAsia="Comic Neue"/>
+          <w:b w:val="0"/>
+          <w:i w:val="0"/>
+          <w:color w:val="283A50"/>
+          <w:sz w:val="19"/>
+        </w:rPr>
+        <w:t>1. Open the direct Windows logging room and start its attached machine if available.</w:t>
+      </w:r>
+    </w:p>
+    <w:p>
+      <w:pPr>
+        <w:pStyle w:val="ListBullet"/>
+        <w:spacing w:before="0" w:after="40" w:line="240" w:lineRule="auto"/>
+      </w:pPr>
+      <w:r>
+        <w:rPr>
+          <w:rFonts w:ascii="Comic Neue" w:hAnsi="Comic Neue" w:eastAsia="Comic Neue"/>
+          <w:b w:val="0"/>
+          <w:i w:val="0"/>
+          <w:color w:val="283A50"/>
+          <w:sz w:val="19"/>
+        </w:rPr>
+        <w:t>2. Start with the included sample JSON if the provider room is unavailable.</w:t>
+      </w:r>
+    </w:p>
+    <w:p>
+      <w:pPr>
+        <w:pStyle w:val="ListBullet"/>
+        <w:spacing w:before="0" w:after="40" w:line="240" w:lineRule="auto"/>
+      </w:pPr>
+      <w:r>
+        <w:rPr>
+          <w:rFonts w:ascii="Comic Neue" w:hAnsi="Comic Neue" w:eastAsia="Comic Neue"/>
+          <w:b w:val="0"/>
+          <w:i w:val="0"/>
+          <w:color w:val="283A50"/>
+          <w:sz w:val="19"/>
+        </w:rPr>
+        <w:t>3. For each record, note timestamp, host, user, process, command line, parent process (if present), and training label.</w:t>
+      </w:r>
+    </w:p>
+    <w:p>
+      <w:pPr>
+        <w:pStyle w:val="ListBullet"/>
+        <w:spacing w:before="0" w:after="40" w:line="240" w:lineRule="auto"/>
+      </w:pPr>
+      <w:r>
+        <w:rPr>
+          <w:rFonts w:ascii="Comic Neue" w:hAnsi="Comic Neue" w:eastAsia="Comic Neue"/>
+          <w:b w:val="0"/>
+          <w:i w:val="0"/>
+          <w:color w:val="283A50"/>
+          <w:sz w:val="19"/>
+        </w:rPr>
+        <w:t>4. Compare the harmless Notepad example with the explicitly redacted placeholder example. Do not execute the placeholder command.</w:t>
+      </w:r>
+    </w:p>
+    <w:p>
+      <w:pPr>
+        <w:pStyle w:val="ListBullet"/>
+        <w:spacing w:before="0" w:after="40" w:line="240" w:lineRule="auto"/>
+      </w:pPr>
+      <w:r>
+        <w:rPr>
+          <w:rFonts w:ascii="Comic Neue" w:hAnsi="Comic Neue" w:eastAsia="Comic Neue"/>
+          <w:b w:val="0"/>
+          <w:i w:val="0"/>
+          <w:color w:val="283A50"/>
+          <w:sz w:val="19"/>
+        </w:rPr>
+        <w:t>5. Write one observed fact, one plausible interpretation, one alternative explanation, and one next check.</w:t>
+      </w:r>
+    </w:p>
+    <w:p>
+      <w:pPr>
+        <w:keepNext/>
+        <w:spacing w:before="40" w:after="80" w:line="240" w:lineRule="auto"/>
+      </w:pPr>
+      <w:r>
+        <w:rPr>
+          <w:rFonts w:ascii="Comic Neue" w:hAnsi="Comic Neue" w:eastAsia="Comic Neue"/>
+          <w:b/>
+          <w:i/>
+          <w:color w:val="B34778"/>
+          <w:sz w:val="25"/>
+        </w:rPr>
+        <w:t>Evidence checklist</w:t>
+      </w:r>
+    </w:p>
+    <w:p>
+      <w:pPr>
+        <w:pStyle w:val="ListBullet"/>
+        <w:spacing w:before="0" w:after="40" w:line="240" w:lineRule="auto"/>
+      </w:pPr>
+      <w:r>
+        <w:rPr>
+          <w:rFonts w:ascii="Comic Neue" w:hAnsi="Comic Neue" w:eastAsia="Comic Neue"/>
+          <w:b w:val="0"/>
+          <w:i w:val="0"/>
+          <w:color w:val="283A50"/>
+          <w:sz w:val="19"/>
+        </w:rPr>
+        <w:t>[ ] What exact lab instance or sample file was used?</w:t>
+      </w:r>
+    </w:p>
+    <w:p>
+      <w:pPr>
+        <w:pStyle w:val="ListBullet"/>
+        <w:spacing w:before="0" w:after="40" w:line="240" w:lineRule="auto"/>
+      </w:pPr>
+      <w:r>
+        <w:rPr>
+          <w:rFonts w:ascii="Comic Neue" w:hAnsi="Comic Neue" w:eastAsia="Comic Neue"/>
+          <w:b w:val="0"/>
+          <w:i w:val="0"/>
+          <w:color w:val="283A50"/>
+          <w:sz w:val="19"/>
+        </w:rPr>
+        <w:t>[ ] Which command/query and time range produced the observation?</w:t>
+      </w:r>
+    </w:p>
+    <w:p>
+      <w:pPr>
+        <w:pStyle w:val="ListBullet"/>
+        <w:spacing w:before="0" w:after="40" w:line="240" w:lineRule="auto"/>
+      </w:pPr>
+      <w:r>
+        <w:rPr>
+          <w:rFonts w:ascii="Comic Neue" w:hAnsi="Comic Neue" w:eastAsia="Comic Neue"/>
+          <w:b w:val="0"/>
+          <w:i w:val="0"/>
+          <w:color w:val="283A50"/>
+          <w:sz w:val="19"/>
+        </w:rPr>
+        <w:t>[ ] What is the directly observed fact, separate from your inference?</w:t>
+      </w:r>
+    </w:p>
+    <w:p>
+      <w:pPr>
+        <w:pStyle w:val="ListBullet"/>
+        <w:spacing w:before="0" w:after="40" w:line="240" w:lineRule="auto"/>
+      </w:pPr>
+      <w:r>
+        <w:rPr>
+          <w:rFonts w:ascii="Comic Neue" w:hAnsi="Comic Neue" w:eastAsia="Comic Neue"/>
+          <w:b w:val="0"/>
+          <w:i w:val="0"/>
+          <w:color w:val="283A50"/>
+          <w:sz w:val="19"/>
+        </w:rPr>
+        <w:t>[ ] What benign/alternative explanation could fit?</w:t>
+      </w:r>
+    </w:p>
+    <w:p>
+      <w:pPr>
+        <w:pStyle w:val="ListBullet"/>
+        <w:spacing w:before="0" w:after="40" w:line="240" w:lineRule="auto"/>
+      </w:pPr>
+      <w:r>
+        <w:rPr>
+          <w:rFonts w:ascii="Comic Neue" w:hAnsi="Comic Neue" w:eastAsia="Comic Neue"/>
+          <w:b w:val="0"/>
+          <w:i w:val="0"/>
+          <w:color w:val="283A50"/>
+          <w:sz w:val="19"/>
+        </w:rPr>
+        <w:t>[ ] What extra record or control would help confirm the conclusion?</w:t>
+      </w:r>
+    </w:p>
+    <w:p>
+      <w:pPr>
+        <w:keepNext/>
+        <w:spacing w:before="40" w:after="80" w:line="240" w:lineRule="auto"/>
+      </w:pPr>
+      <w:r>
+        <w:rPr>
+          <w:rFonts w:ascii="Comic Neue" w:hAnsi="Comic Neue" w:eastAsia="Comic Neue"/>
+          <w:b/>
+          <w:i/>
+          <w:color w:val="B34778"/>
+          <w:sz w:val="25"/>
+        </w:rPr>
+        <w:t>Check your understanding</w:t>
+      </w:r>
+    </w:p>
+    <w:p>
+      <w:pPr>
+        <w:keepNext/>
+        <w:spacing w:before="40" w:after="20" w:line="240" w:lineRule="auto"/>
+      </w:pPr>
+      <w:r>
+        <w:rPr>
+          <w:rFonts w:ascii="Comic Neue" w:hAnsi="Comic Neue" w:eastAsia="Comic Neue"/>
+          <w:b/>
+          <w:i/>
+          <w:color w:val="B34778"/>
+          <w:sz w:val="19"/>
+        </w:rPr>
+        <w:t>Q  Does Event ID 4688 prove a program is malicious?</w:t>
+      </w:r>
+    </w:p>
+    <w:p>
+      <w:pPr>
+        <w:spacing w:before="0" w:after="60" w:line="240" w:lineRule="auto"/>
+      </w:pPr>
+      <w:r>
+        <w:rPr>
+          <w:rFonts w:ascii="Comic Neue" w:hAnsi="Comic Neue" w:eastAsia="Comic Neue"/>
+          <w:b w:val="0"/>
+          <w:i w:val="0"/>
+          <w:color w:val="263D52"/>
+          <w:sz w:val="18"/>
+        </w:rPr>
+        <w:t>Think it through: No. It records process creation. The command, parent, user, timing, signature, and surrounding events provide context.</w:t>
+      </w:r>
+    </w:p>
+    <w:p>
+      <w:pPr>
+        <w:keepNext/>
+        <w:spacing w:before="40" w:after="20" w:line="240" w:lineRule="auto"/>
+      </w:pPr>
+      <w:r>
+        <w:rPr>
+          <w:rFonts w:ascii="Comic Neue" w:hAnsi="Comic Neue" w:eastAsia="Comic Neue"/>
+          <w:b/>
+          <w:i/>
+          <w:color w:val="B34778"/>
+          <w:sz w:val="19"/>
+        </w:rPr>
+        <w:t>Q  Why are placeholders marked REDACTED?</w:t>
+      </w:r>
+    </w:p>
+    <w:p>
+      <w:pPr>
+        <w:spacing w:before="0" w:after="60" w:line="240" w:lineRule="auto"/>
+      </w:pPr>
+      <w:r>
+        <w:rPr>
+          <w:rFonts w:ascii="Comic Neue" w:hAnsi="Comic Neue" w:eastAsia="Comic Neue"/>
+          <w:b w:val="0"/>
+          <w:i w:val="0"/>
+          <w:color w:val="263D52"/>
+          <w:sz w:val="18"/>
+        </w:rPr>
+        <w:t>Think it through: They are intentionally non-executable training markers and should never be treated as runnable commands.</w:t>
+      </w:r>
+    </w:p>
+    <w:p>
+      <w:pPr>
+        <w:keepNext/>
+        <w:spacing w:before="40" w:after="20" w:line="240" w:lineRule="auto"/>
+      </w:pPr>
+      <w:r>
+        <w:rPr>
+          <w:rFonts w:ascii="Comic Neue" w:hAnsi="Comic Neue" w:eastAsia="Comic Neue"/>
+          <w:b/>
+          <w:i/>
+          <w:color w:val="B34778"/>
+          <w:sz w:val="19"/>
+        </w:rPr>
+        <w:t>Q  What should you do if Get-WinEvent returns access denied?</w:t>
+      </w:r>
+    </w:p>
+    <w:p>
+      <w:pPr>
+        <w:spacing w:before="0" w:after="60" w:line="240" w:lineRule="auto"/>
+      </w:pPr>
+      <w:r>
+        <w:rPr>
+          <w:rFonts w:ascii="Comic Neue" w:hAnsi="Comic Neue" w:eastAsia="Comic Neue"/>
+          <w:b w:val="0"/>
+          <w:i w:val="0"/>
+          <w:color w:val="263D52"/>
+          <w:sz w:val="18"/>
+        </w:rPr>
+        <w:t>Think it through: Use the bundled sample fixture or the provider’s lab VM; do not change security settings or elevate on a managed device.</w:t>
+      </w:r>
+    </w:p>
+    <w:tbl>
+      <w:tblPr>
+        <w:tblW w:type="auto" w:w="0"/>
+        <w:jc w:val="center"/>
+        <w:tblLayout w:type="autofit"/>
+        <w:tblLook w:firstColumn="1" w:firstRow="1" w:lastColumn="0" w:lastRow="0" w:noHBand="0" w:noVBand="1" w:val="04A0"/>
+      </w:tblPr>
+      <w:tblGrid>
+        <w:gridCol w:w="10080"/>
+      </w:tblGrid>
+      <w:tr>
+        <w:tc>
+          <w:tcPr>
+            <w:tcW w:type="dxa" w:w="10080"/>
+            <w:shd w:fill="FFF1C9"/>
+            <w:tcMar>
+              <w:top w:w="90" w:type="dxa"/>
+              <w:start w:w="150" w:type="dxa"/>
+              <w:bottom w:w="90" w:type="dxa"/>
+              <w:end w:w="150" w:type="dxa"/>
+            </w:tcMar>
+          </w:tcPr>
+          <w:p>
+            <w:pPr>
+              <w:spacing w:before="0" w:after="0" w:line="240" w:lineRule="auto"/>
+            </w:pPr>
+            <w:r>
+              <w:rPr>
+                <w:rFonts w:ascii="Comic Neue" w:hAnsi="Comic Neue" w:eastAsia="Comic Neue"/>
+                <w:b/>
+                <w:i/>
+                <w:color w:val="8A5A00"/>
+                <w:sz w:val="18"/>
+              </w:rPr>
+              <w:t xml:space="preserve">NOTEBOOK CLOSE-OUT  </w:t>
+            </w:r>
+            <w:r>
+              <w:rPr>
+                <w:rFonts w:ascii="Comic Neue" w:hAnsi="Comic Neue" w:eastAsia="Comic Neue"/>
+                <w:b w:val="0"/>
+                <w:i w:val="0"/>
+                <w:color w:val="2F3E50"/>
+                <w:sz w:val="18"/>
+              </w:rPr>
+              <w:t>Finish with: Observation / Evidence source / Why it matters / Alternative explanation / Next check / Limitation. A careful “not enough evidence yet” is a valid professional result.</w:t>
+            </w:r>
+          </w:p>
+        </w:tc>
+      </w:tr>
+    </w:tbl>
+    <w:p>
+      <w:pPr>
+        <w:spacing w:after="0"/>
+      </w:pPr>
+    </w:p>
     <w:sectPr>
       <w:headerReference w:type="default" r:id="rId9"/>
       <w:footerReference w:type="default" r:id="rId10"/>
